--- a/Пояснительная_записка.docx
+++ b/Пояснительная_записка.docx
@@ -3695,23 +3695,7 @@
           <w:rFonts w:cs="Times New Roman"/>
           <w:lang w:val="ru-RU"/>
         </w:rPr>
-        <w:t xml:space="preserve">Статистические методы основаны на анализе временных рядов и выявлении закономерностей в динамике показателя. К ним относятся: </w:t>
-      </w:r>
-      <w:proofErr w:type="gramStart"/>
-      <w:r>
-        <w:rPr>
-          <w:rFonts w:cs="Times New Roman"/>
-          <w:lang w:val="ru-RU"/>
-        </w:rPr>
-        <w:t>метод</w:t>
-      </w:r>
-      <w:proofErr w:type="gramEnd"/>
-      <w:r>
-        <w:rPr>
-          <w:rFonts w:cs="Times New Roman"/>
-          <w:lang w:val="ru-RU"/>
-        </w:rPr>
-        <w:t xml:space="preserve"> скользящих средних, экспоненциальное сглаживание (в том числе метод </w:t>
+        <w:t xml:space="preserve">Статистические методы основаны на анализе временных рядов и выявлении закономерностей в динамике показателя. К ним относятся: метод скользящих средних, экспоненциальное сглаживание (в том числе метод </w:t>
       </w:r>
       <w:proofErr w:type="spellStart"/>
       <w:r>
@@ -6244,7 +6228,6 @@
         </w:rPr>
         <w:t xml:space="preserve"> (</w:t>
       </w:r>
-      <w:proofErr w:type="gramStart"/>
       <w:r>
         <w:rPr>
           <w:rFonts w:cs="Times New Roman"/>
@@ -6256,15 +6239,7 @@
           <w:rFonts w:cs="Times New Roman"/>
           <w:lang w:val="ru-RU"/>
         </w:rPr>
-        <w:t>(</w:t>
-      </w:r>
-      <w:proofErr w:type="gramEnd"/>
-      <w:r>
-        <w:rPr>
-          <w:rFonts w:cs="Times New Roman"/>
-          <w:lang w:val="ru-RU"/>
-        </w:rPr>
-        <w:t xml:space="preserve">100), </w:t>
+        <w:t xml:space="preserve">(100), </w:t>
       </w:r>
       <w:r>
         <w:rPr>
@@ -6305,7 +6280,6 @@
         </w:rPr>
         <w:t xml:space="preserve"> (</w:t>
       </w:r>
-      <w:proofErr w:type="gramStart"/>
       <w:r>
         <w:rPr>
           <w:rFonts w:cs="Times New Roman"/>
@@ -6317,15 +6291,7 @@
           <w:rFonts w:cs="Times New Roman"/>
           <w:lang w:val="ru-RU"/>
         </w:rPr>
-        <w:t>(</w:t>
-      </w:r>
-      <w:proofErr w:type="gramEnd"/>
-      <w:r>
-        <w:rPr>
-          <w:rFonts w:cs="Times New Roman"/>
-          <w:lang w:val="ru-RU"/>
-        </w:rPr>
-        <w:t xml:space="preserve">100), </w:t>
+        <w:t xml:space="preserve">(100), </w:t>
       </w:r>
       <w:r>
         <w:rPr>
@@ -6673,7 +6639,6 @@
         </w:rPr>
         <w:t xml:space="preserve"> (</w:t>
       </w:r>
-      <w:proofErr w:type="gramStart"/>
       <w:r>
         <w:rPr>
           <w:rFonts w:cs="Times New Roman"/>
@@ -6685,15 +6650,7 @@
           <w:rFonts w:cs="Times New Roman"/>
           <w:lang w:val="ru-RU"/>
         </w:rPr>
-        <w:t>(</w:t>
-      </w:r>
-      <w:proofErr w:type="gramEnd"/>
-      <w:r>
-        <w:rPr>
-          <w:rFonts w:cs="Times New Roman"/>
-          <w:lang w:val="ru-RU"/>
-        </w:rPr>
-        <w:t xml:space="preserve">100), </w:t>
+        <w:t xml:space="preserve">(100), </w:t>
       </w:r>
       <w:r>
         <w:rPr>
@@ -7726,7 +7683,6 @@
         </w:rPr>
         <w:t xml:space="preserve">Связи между таблицами: </w:t>
       </w:r>
-      <w:proofErr w:type="gramStart"/>
       <w:r>
         <w:rPr>
           <w:rFonts w:cs="Times New Roman"/>
@@ -7738,15 +7694,7 @@
           <w:rFonts w:cs="Times New Roman"/>
           <w:lang w:val="ru-RU"/>
         </w:rPr>
-        <w:t xml:space="preserve"> :</w:t>
-      </w:r>
-      <w:proofErr w:type="gramEnd"/>
-      <w:r>
-        <w:rPr>
-          <w:rFonts w:cs="Times New Roman"/>
-          <w:lang w:val="ru-RU"/>
-        </w:rPr>
-        <w:t xml:space="preserve"> </w:t>
+        <w:t xml:space="preserve"> : </w:t>
       </w:r>
       <w:r>
         <w:rPr>
@@ -7759,23 +7707,7 @@
           <w:rFonts w:cs="Times New Roman"/>
           <w:lang w:val="ru-RU"/>
         </w:rPr>
-        <w:t xml:space="preserve"> = </w:t>
-      </w:r>
-      <w:proofErr w:type="gramStart"/>
-      <w:r>
-        <w:rPr>
-          <w:rFonts w:cs="Times New Roman"/>
-          <w:lang w:val="ru-RU"/>
-        </w:rPr>
-        <w:t>1 :</w:t>
-      </w:r>
-      <w:proofErr w:type="gramEnd"/>
-      <w:r>
-        <w:rPr>
-          <w:rFonts w:cs="Times New Roman"/>
-          <w:lang w:val="ru-RU"/>
-        </w:rPr>
-        <w:t xml:space="preserve"> </w:t>
+        <w:t xml:space="preserve"> = 1 : </w:t>
       </w:r>
       <w:r>
         <w:rPr>
@@ -7790,7 +7722,6 @@
         </w:rPr>
         <w:t xml:space="preserve"> (одно предприятие может производить множество товаров); </w:t>
       </w:r>
-      <w:proofErr w:type="gramStart"/>
       <w:r>
         <w:rPr>
           <w:rFonts w:cs="Times New Roman"/>
@@ -7802,15 +7733,7 @@
           <w:rFonts w:cs="Times New Roman"/>
           <w:lang w:val="ru-RU"/>
         </w:rPr>
-        <w:t xml:space="preserve"> :</w:t>
-      </w:r>
-      <w:proofErr w:type="gramEnd"/>
-      <w:r>
-        <w:rPr>
-          <w:rFonts w:cs="Times New Roman"/>
-          <w:lang w:val="ru-RU"/>
-        </w:rPr>
-        <w:t xml:space="preserve"> </w:t>
+        <w:t xml:space="preserve"> : </w:t>
       </w:r>
       <w:r>
         <w:rPr>
@@ -7823,23 +7746,7 @@
           <w:rFonts w:cs="Times New Roman"/>
           <w:lang w:val="ru-RU"/>
         </w:rPr>
-        <w:t xml:space="preserve"> = </w:t>
-      </w:r>
-      <w:proofErr w:type="gramStart"/>
-      <w:r>
-        <w:rPr>
-          <w:rFonts w:cs="Times New Roman"/>
-          <w:lang w:val="ru-RU"/>
-        </w:rPr>
-        <w:t>1 :</w:t>
-      </w:r>
-      <w:proofErr w:type="gramEnd"/>
-      <w:r>
-        <w:rPr>
-          <w:rFonts w:cs="Times New Roman"/>
-          <w:lang w:val="ru-RU"/>
-        </w:rPr>
-        <w:t xml:space="preserve"> </w:t>
+        <w:t xml:space="preserve"> = 1 : </w:t>
       </w:r>
       <w:r>
         <w:rPr>
@@ -7854,7 +7761,6 @@
         </w:rPr>
         <w:t xml:space="preserve"> (по одному товару может быть зарегистрировано множество продаж за разные периоды); </w:t>
       </w:r>
-      <w:proofErr w:type="gramStart"/>
       <w:r>
         <w:rPr>
           <w:rFonts w:cs="Times New Roman"/>
@@ -7866,15 +7772,7 @@
           <w:rFonts w:cs="Times New Roman"/>
           <w:lang w:val="ru-RU"/>
         </w:rPr>
-        <w:t xml:space="preserve"> :</w:t>
-      </w:r>
-      <w:proofErr w:type="gramEnd"/>
-      <w:r>
-        <w:rPr>
-          <w:rFonts w:cs="Times New Roman"/>
-          <w:lang w:val="ru-RU"/>
-        </w:rPr>
-        <w:t xml:space="preserve"> </w:t>
+        <w:t xml:space="preserve"> : </w:t>
       </w:r>
       <w:proofErr w:type="spellStart"/>
       <w:r>
@@ -7890,23 +7788,7 @@
           <w:rFonts w:cs="Times New Roman"/>
           <w:lang w:val="ru-RU"/>
         </w:rPr>
-        <w:t xml:space="preserve"> = </w:t>
-      </w:r>
-      <w:proofErr w:type="gramStart"/>
-      <w:r>
-        <w:rPr>
-          <w:rFonts w:cs="Times New Roman"/>
-          <w:lang w:val="ru-RU"/>
-        </w:rPr>
-        <w:t>1 :</w:t>
-      </w:r>
-      <w:proofErr w:type="gramEnd"/>
-      <w:r>
-        <w:rPr>
-          <w:rFonts w:cs="Times New Roman"/>
-          <w:lang w:val="ru-RU"/>
-        </w:rPr>
-        <w:t xml:space="preserve"> </w:t>
+        <w:t xml:space="preserve"> = 1 : </w:t>
       </w:r>
       <w:r>
         <w:rPr>
@@ -8400,23 +8282,13 @@
                 <w:szCs w:val="24"/>
               </w:rPr>
             </w:pPr>
-            <w:proofErr w:type="gramStart"/>
             <w:r>
               <w:rPr>
                 <w:rFonts w:cs="Times New Roman"/>
                 <w:sz w:val="24"/>
                 <w:szCs w:val="24"/>
               </w:rPr>
-              <w:t>VARCHAR(</w:t>
-            </w:r>
-            <w:proofErr w:type="gramEnd"/>
-            <w:r>
-              <w:rPr>
-                <w:rFonts w:cs="Times New Roman"/>
-                <w:sz w:val="24"/>
-                <w:szCs w:val="24"/>
-              </w:rPr>
-              <w:t>100)</w:t>
+              <w:t>VARCHAR(100)</w:t>
             </w:r>
           </w:p>
         </w:tc>
@@ -8571,23 +8443,13 @@
                 <w:szCs w:val="24"/>
               </w:rPr>
             </w:pPr>
-            <w:proofErr w:type="gramStart"/>
             <w:r>
               <w:rPr>
                 <w:rFonts w:cs="Times New Roman"/>
                 <w:sz w:val="24"/>
                 <w:szCs w:val="24"/>
               </w:rPr>
-              <w:t>VARCHAR(</w:t>
-            </w:r>
-            <w:proofErr w:type="gramEnd"/>
-            <w:r>
-              <w:rPr>
-                <w:rFonts w:cs="Times New Roman"/>
-                <w:sz w:val="24"/>
-                <w:szCs w:val="24"/>
-              </w:rPr>
-              <w:t>100)</w:t>
+              <w:t>VARCHAR(100)</w:t>
             </w:r>
           </w:p>
         </w:tc>
@@ -9273,23 +9135,13 @@
                 <w:szCs w:val="24"/>
               </w:rPr>
             </w:pPr>
-            <w:proofErr w:type="gramStart"/>
             <w:r>
               <w:rPr>
                 <w:rFonts w:cs="Times New Roman"/>
                 <w:sz w:val="24"/>
                 <w:szCs w:val="24"/>
               </w:rPr>
-              <w:t>VARCHAR(</w:t>
-            </w:r>
-            <w:proofErr w:type="gramEnd"/>
-            <w:r>
-              <w:rPr>
-                <w:rFonts w:cs="Times New Roman"/>
-                <w:sz w:val="24"/>
-                <w:szCs w:val="24"/>
-              </w:rPr>
-              <w:t>100)</w:t>
+              <w:t>VARCHAR(100)</w:t>
             </w:r>
           </w:p>
         </w:tc>
@@ -11824,7 +11676,7 @@
     </w:p>
     <w:tbl>
       <w:tblPr>
-        <w:tblW w:w="11280" w:type="dxa"/>
+        <w:tblW w:w="10211" w:type="dxa"/>
         <w:tblBorders>
           <w:top w:val="single" w:sz="4" w:space="0" w:color="auto"/>
           <w:left w:val="single" w:sz="4" w:space="0" w:color="auto"/>
@@ -11842,12 +11694,13 @@
         <w:tblLook w:val="04A0" w:firstRow="1" w:lastRow="0" w:firstColumn="1" w:lastColumn="0" w:noHBand="0" w:noVBand="1"/>
       </w:tblPr>
       <w:tblGrid>
-        <w:gridCol w:w="2673"/>
-        <w:gridCol w:w="953"/>
-        <w:gridCol w:w="7654"/>
+        <w:gridCol w:w="2479"/>
+        <w:gridCol w:w="1212"/>
+        <w:gridCol w:w="6520"/>
       </w:tblGrid>
       <w:tr>
         <w:trPr>
+          <w:trHeight w:val="603"/>
           <w:tblHeader/>
         </w:trPr>
         <w:tc>
@@ -11887,7 +11740,7 @@
         </w:tc>
         <w:tc>
           <w:tcPr>
-            <w:tcW w:w="0" w:type="auto"/>
+            <w:tcW w:w="1212" w:type="dxa"/>
             <w:tcMar>
               <w:top w:w="150" w:type="dxa"/>
               <w:left w:w="240" w:type="dxa"/>
@@ -11922,7 +11775,7 @@
         </w:tc>
         <w:tc>
           <w:tcPr>
-            <w:tcW w:w="0" w:type="auto"/>
+            <w:tcW w:w="6520" w:type="dxa"/>
             <w:tcMar>
               <w:top w:w="150" w:type="dxa"/>
               <w:left w:w="240" w:type="dxa"/>
@@ -11957,6 +11810,9 @@
         </w:tc>
       </w:tr>
       <w:tr>
+        <w:trPr>
+          <w:trHeight w:val="1021"/>
+        </w:trPr>
         <w:tc>
           <w:tcPr>
             <w:tcW w:w="0" w:type="auto"/>
@@ -11989,7 +11845,7 @@
         </w:tc>
         <w:tc>
           <w:tcPr>
-            <w:tcW w:w="0" w:type="auto"/>
+            <w:tcW w:w="1212" w:type="dxa"/>
             <w:tcMar>
               <w:top w:w="150" w:type="dxa"/>
               <w:left w:w="240" w:type="dxa"/>
@@ -12007,29 +11863,19 @@
                 <w:szCs w:val="24"/>
               </w:rPr>
             </w:pPr>
-            <w:proofErr w:type="gramStart"/>
             <w:r>
               <w:rPr>
                 <w:rFonts w:cs="Times New Roman"/>
                 <w:sz w:val="24"/>
                 <w:szCs w:val="24"/>
               </w:rPr>
-              <w:t>1 :</w:t>
-            </w:r>
-            <w:proofErr w:type="gramEnd"/>
-            <w:r>
-              <w:rPr>
-                <w:rFonts w:cs="Times New Roman"/>
-                <w:sz w:val="24"/>
-                <w:szCs w:val="24"/>
-              </w:rPr>
-              <w:t xml:space="preserve"> N</w:t>
+              <w:t>1 : N</w:t>
             </w:r>
           </w:p>
         </w:tc>
         <w:tc>
           <w:tcPr>
-            <w:tcW w:w="0" w:type="auto"/>
+            <w:tcW w:w="6520" w:type="dxa"/>
             <w:tcMar>
               <w:top w:w="150" w:type="dxa"/>
               <w:left w:w="240" w:type="dxa"/>
@@ -12061,6 +11907,9 @@
         </w:tc>
       </w:tr>
       <w:tr>
+        <w:trPr>
+          <w:trHeight w:val="1021"/>
+        </w:trPr>
         <w:tc>
           <w:tcPr>
             <w:tcW w:w="0" w:type="auto"/>
@@ -12093,7 +11942,7 @@
         </w:tc>
         <w:tc>
           <w:tcPr>
-            <w:tcW w:w="0" w:type="auto"/>
+            <w:tcW w:w="1212" w:type="dxa"/>
             <w:tcMar>
               <w:top w:w="150" w:type="dxa"/>
               <w:left w:w="240" w:type="dxa"/>
@@ -12111,29 +11960,19 @@
                 <w:szCs w:val="24"/>
               </w:rPr>
             </w:pPr>
-            <w:proofErr w:type="gramStart"/>
             <w:r>
               <w:rPr>
                 <w:rFonts w:cs="Times New Roman"/>
                 <w:sz w:val="24"/>
                 <w:szCs w:val="24"/>
               </w:rPr>
-              <w:t>1 :</w:t>
-            </w:r>
-            <w:proofErr w:type="gramEnd"/>
-            <w:r>
-              <w:rPr>
-                <w:rFonts w:cs="Times New Roman"/>
-                <w:sz w:val="24"/>
-                <w:szCs w:val="24"/>
-              </w:rPr>
-              <w:t xml:space="preserve"> N</w:t>
+              <w:t>1 : N</w:t>
             </w:r>
           </w:p>
         </w:tc>
         <w:tc>
           <w:tcPr>
-            <w:tcW w:w="0" w:type="auto"/>
+            <w:tcW w:w="6520" w:type="dxa"/>
             <w:tcMar>
               <w:top w:w="150" w:type="dxa"/>
               <w:left w:w="240" w:type="dxa"/>
@@ -12159,32 +11998,15 @@
                 <w:szCs w:val="24"/>
                 <w:lang w:val="ru-RU"/>
               </w:rPr>
-              <w:t xml:space="preserve">По одному </w:t>
-            </w:r>
-            <w:proofErr w:type="gramStart"/>
-            <w:r>
-              <w:rPr>
-                <w:rFonts w:cs="Times New Roman"/>
-                <w:sz w:val="24"/>
-                <w:szCs w:val="24"/>
-                <w:lang w:val="ru-RU"/>
-              </w:rPr>
-              <w:t>товару может быть</w:t>
-            </w:r>
-            <w:proofErr w:type="gramEnd"/>
-            <w:r>
-              <w:rPr>
-                <w:rFonts w:cs="Times New Roman"/>
-                <w:sz w:val="24"/>
-                <w:szCs w:val="24"/>
-                <w:lang w:val="ru-RU"/>
-              </w:rPr>
-              <w:t xml:space="preserve"> множество продаж за разные периоды</w:t>
+              <w:t>По одному товару может быть множество продаж за разные периоды</w:t>
             </w:r>
           </w:p>
         </w:tc>
       </w:tr>
       <w:tr>
+        <w:trPr>
+          <w:trHeight w:val="1005"/>
+        </w:trPr>
         <w:tc>
           <w:tcPr>
             <w:tcW w:w="0" w:type="auto"/>
@@ -12227,7 +12049,7 @@
         </w:tc>
         <w:tc>
           <w:tcPr>
-            <w:tcW w:w="0" w:type="auto"/>
+            <w:tcW w:w="1212" w:type="dxa"/>
             <w:tcMar>
               <w:top w:w="150" w:type="dxa"/>
               <w:left w:w="240" w:type="dxa"/>
@@ -12245,29 +12067,19 @@
                 <w:szCs w:val="24"/>
               </w:rPr>
             </w:pPr>
-            <w:proofErr w:type="gramStart"/>
             <w:r>
               <w:rPr>
                 <w:rFonts w:cs="Times New Roman"/>
                 <w:sz w:val="24"/>
                 <w:szCs w:val="24"/>
               </w:rPr>
-              <w:t>1 :</w:t>
-            </w:r>
-            <w:proofErr w:type="gramEnd"/>
-            <w:r>
-              <w:rPr>
-                <w:rFonts w:cs="Times New Roman"/>
-                <w:sz w:val="24"/>
-                <w:szCs w:val="24"/>
-              </w:rPr>
-              <w:t xml:space="preserve"> N</w:t>
+              <w:t>1 : N</w:t>
             </w:r>
           </w:p>
         </w:tc>
         <w:tc>
           <w:tcPr>
-            <w:tcW w:w="0" w:type="auto"/>
+            <w:tcW w:w="6520" w:type="dxa"/>
             <w:tcMar>
               <w:top w:w="150" w:type="dxa"/>
               <w:left w:w="240" w:type="dxa"/>
@@ -13778,7 +13590,6 @@
         </w:rPr>
         <w:t>_</w:t>
       </w:r>
-      <w:proofErr w:type="gramStart"/>
       <w:r>
         <w:rPr>
           <w:rFonts w:cs="Times New Roman"/>
@@ -13790,15 +13601,7 @@
           <w:rFonts w:cs="Times New Roman"/>
           <w:lang w:val="ru-RU"/>
         </w:rPr>
-        <w:t>(</w:t>
-      </w:r>
-      <w:proofErr w:type="gramEnd"/>
-      <w:r>
-        <w:rPr>
-          <w:rFonts w:cs="Times New Roman"/>
-          <w:lang w:val="ru-RU"/>
-        </w:rPr>
-        <w:t>) возвращает объект соединения с установленными параметрами: включен режим поддержки внешних ключей (</w:t>
+        <w:t>() возвращает объект соединения с установленными параметрами: включен режим поддержки внешних ключей (</w:t>
       </w:r>
       <w:r>
         <w:rPr>
@@ -13922,7 +13725,6 @@
         <w:t>_</w:t>
       </w:r>
       <w:proofErr w:type="spellStart"/>
-      <w:proofErr w:type="gramStart"/>
       <w:r>
         <w:rPr>
           <w:rFonts w:cs="Times New Roman"/>
@@ -13935,15 +13737,7 @@
           <w:rFonts w:cs="Times New Roman"/>
           <w:lang w:val="ru-RU"/>
         </w:rPr>
-        <w:t>(</w:t>
-      </w:r>
-      <w:proofErr w:type="gramEnd"/>
-      <w:r>
-        <w:rPr>
-          <w:rFonts w:cs="Times New Roman"/>
-          <w:lang w:val="ru-RU"/>
-        </w:rPr>
-        <w:t xml:space="preserve">) создает таблицы базы данных, если они не существуют, используя </w:t>
+        <w:t xml:space="preserve">() создает таблицы базы данных, если они не существуют, используя </w:t>
       </w:r>
       <w:r>
         <w:rPr>
@@ -14058,7 +13852,6 @@
         </w:rPr>
         <w:t>_</w:t>
       </w:r>
-      <w:proofErr w:type="gramStart"/>
       <w:r>
         <w:rPr>
           <w:rFonts w:cs="Times New Roman"/>
@@ -14070,15 +13863,7 @@
           <w:rFonts w:cs="Times New Roman"/>
           <w:lang w:val="ru-RU"/>
         </w:rPr>
-        <w:t>(</w:t>
-      </w:r>
-      <w:proofErr w:type="gramEnd"/>
-      <w:r>
-        <w:rPr>
-          <w:rFonts w:cs="Times New Roman"/>
-          <w:lang w:val="ru-RU"/>
-        </w:rPr>
-        <w:t xml:space="preserve">) – получение всех предприятий; </w:t>
+        <w:t xml:space="preserve">() – получение всех предприятий; </w:t>
       </w:r>
       <w:r>
         <w:rPr>
@@ -14106,7 +13891,6 @@
         </w:rPr>
         <w:t>_</w:t>
       </w:r>
-      <w:proofErr w:type="gramStart"/>
       <w:r>
         <w:rPr>
           <w:rFonts w:cs="Times New Roman"/>
@@ -14118,15 +13902,7 @@
           <w:rFonts w:cs="Times New Roman"/>
           <w:lang w:val="ru-RU"/>
         </w:rPr>
-        <w:t>(</w:t>
-      </w:r>
-      <w:proofErr w:type="gramEnd"/>
-      <w:r>
-        <w:rPr>
-          <w:rFonts w:cs="Times New Roman"/>
-          <w:lang w:val="ru-RU"/>
-        </w:rPr>
-        <w:t xml:space="preserve">) – получение по идентификатору; </w:t>
+        <w:t xml:space="preserve">() – получение по идентификатору; </w:t>
       </w:r>
       <w:r>
         <w:rPr>
@@ -14413,7 +14189,6 @@
         </w:rPr>
         <w:t>_</w:t>
       </w:r>
-      <w:proofErr w:type="gramStart"/>
       <w:r>
         <w:rPr>
           <w:rFonts w:cs="Times New Roman"/>
@@ -14425,15 +14200,7 @@
           <w:rFonts w:cs="Times New Roman"/>
           <w:lang w:val="ru-RU"/>
         </w:rPr>
-        <w:t>(</w:t>
-      </w:r>
-      <w:proofErr w:type="gramEnd"/>
-      <w:r>
-        <w:rPr>
-          <w:rFonts w:cs="Times New Roman"/>
-          <w:lang w:val="ru-RU"/>
-        </w:rPr>
-        <w:t xml:space="preserve">) – получение всех товаров; </w:t>
+        <w:t xml:space="preserve">() – получение всех товаров; </w:t>
       </w:r>
       <w:r>
         <w:rPr>
@@ -14704,7 +14471,6 @@
         </w:rPr>
         <w:t>_</w:t>
       </w:r>
-      <w:proofErr w:type="gramStart"/>
       <w:r>
         <w:rPr>
           <w:rFonts w:cs="Times New Roman"/>
@@ -14718,7 +14484,6 @@
         </w:rPr>
         <w:t>(</w:t>
       </w:r>
-      <w:proofErr w:type="gramEnd"/>
       <w:r>
         <w:rPr>
           <w:rFonts w:cs="Times New Roman"/>
@@ -14823,7 +14588,6 @@
         </w:rPr>
         <w:t>_</w:t>
       </w:r>
-      <w:proofErr w:type="gramStart"/>
       <w:r>
         <w:rPr>
           <w:rFonts w:cs="Times New Roman"/>
@@ -14835,15 +14599,7 @@
           <w:rFonts w:cs="Times New Roman"/>
           <w:lang w:val="ru-RU"/>
         </w:rPr>
-        <w:t>(</w:t>
-      </w:r>
-      <w:proofErr w:type="gramEnd"/>
-      <w:r>
-        <w:rPr>
-          <w:rFonts w:cs="Times New Roman"/>
-          <w:lang w:val="ru-RU"/>
-        </w:rPr>
-        <w:t>) – получение всех записей о продажах.</w:t>
+        <w:t>() – получение всех записей о продажах.</w:t>
       </w:r>
     </w:p>
     <w:p>
@@ -17464,7 +17220,6 @@
         </w:rPr>
         <w:t>_</w:t>
       </w:r>
-      <w:proofErr w:type="gramStart"/>
       <w:r>
         <w:rPr>
           <w:rFonts w:cs="Times New Roman"/>
@@ -17476,15 +17231,7 @@
           <w:rFonts w:cs="Times New Roman"/>
           <w:lang w:val="ru-RU"/>
         </w:rPr>
-        <w:t>(</w:t>
-      </w:r>
-      <w:proofErr w:type="gramEnd"/>
-      <w:r>
-        <w:rPr>
-          <w:rFonts w:cs="Times New Roman"/>
-          <w:lang w:val="ru-RU"/>
-        </w:rPr>
-        <w:t xml:space="preserve">). Это обеспечивает </w:t>
+        <w:t xml:space="preserve">(). Это обеспечивает </w:t>
       </w:r>
       <w:proofErr w:type="spellStart"/>
       <w:r>
@@ -17515,7 +17262,6 @@
         </w:rPr>
         <w:t>_</w:t>
       </w:r>
-      <w:proofErr w:type="gramStart"/>
       <w:r>
         <w:rPr>
           <w:rFonts w:cs="Times New Roman"/>
@@ -17527,15 +17273,7 @@
           <w:rFonts w:cs="Times New Roman"/>
           <w:lang w:val="ru-RU"/>
         </w:rPr>
-        <w:t>(</w:t>
-      </w:r>
-      <w:proofErr w:type="gramEnd"/>
-      <w:r>
-        <w:rPr>
-          <w:rFonts w:cs="Times New Roman"/>
-          <w:lang w:val="ru-RU"/>
-        </w:rPr>
-        <w:t xml:space="preserve">) выполняет </w:t>
+        <w:t xml:space="preserve">() выполняет </w:t>
       </w:r>
       <w:r>
         <w:rPr>
@@ -17728,7 +17466,6 @@
         </w:rPr>
         <w:t xml:space="preserve">-независимым сравнением. В связи с тем, что встроенная функция </w:t>
       </w:r>
-      <w:proofErr w:type="gramStart"/>
       <w:r>
         <w:rPr>
           <w:rFonts w:cs="Times New Roman"/>
@@ -17740,15 +17477,7 @@
           <w:rFonts w:cs="Times New Roman"/>
           <w:lang w:val="ru-RU"/>
         </w:rPr>
-        <w:t>(</w:t>
-      </w:r>
-      <w:proofErr w:type="gramEnd"/>
-      <w:r>
-        <w:rPr>
-          <w:rFonts w:cs="Times New Roman"/>
-          <w:lang w:val="ru-RU"/>
-        </w:rPr>
-        <w:t xml:space="preserve">) </w:t>
+        <w:t xml:space="preserve">() </w:t>
       </w:r>
       <w:r>
         <w:rPr>
@@ -17831,23 +17560,7 @@
           <w:rFonts w:cs="Times New Roman"/>
           <w:lang w:val="ru-RU"/>
         </w:rPr>
-        <w:t xml:space="preserve">-запрос с параметризацией (использование </w:t>
-      </w:r>
-      <w:proofErr w:type="gramStart"/>
-      <w:r>
-        <w:rPr>
-          <w:rFonts w:cs="Times New Roman"/>
-          <w:lang w:val="ru-RU"/>
-        </w:rPr>
-        <w:t>символа ?</w:t>
-      </w:r>
-      <w:proofErr w:type="gramEnd"/>
-      <w:r>
-        <w:rPr>
-          <w:rFonts w:cs="Times New Roman"/>
-          <w:lang w:val="ru-RU"/>
-        </w:rPr>
-        <w:t xml:space="preserve"> для вставки значений) и возвращает идентификатор созданной записи (</w:t>
+        <w:t>-запрос с параметризацией (использование символа ? для вставки значений) и возвращает идентификатор созданной записи (</w:t>
       </w:r>
       <w:proofErr w:type="spellStart"/>
       <w:r>
@@ -18202,7 +17915,6 @@
         <w:t xml:space="preserve"> с календарем (</w:t>
       </w:r>
       <w:proofErr w:type="spellStart"/>
-      <w:proofErr w:type="gramStart"/>
       <w:r>
         <w:rPr>
           <w:rFonts w:cs="Times New Roman"/>
@@ -18217,7 +17929,6 @@
         </w:rPr>
         <w:t>(</w:t>
       </w:r>
-      <w:proofErr w:type="gramEnd"/>
       <w:r>
         <w:rPr>
           <w:rFonts w:cs="Times New Roman"/>
@@ -18265,7 +17976,6 @@
         </w:rPr>
         <w:t>_</w:t>
       </w:r>
-      <w:proofErr w:type="gramStart"/>
       <w:r>
         <w:rPr>
           <w:rFonts w:cs="Times New Roman"/>
@@ -18279,7 +17989,6 @@
         </w:rPr>
         <w:t>(</w:t>
       </w:r>
-      <w:proofErr w:type="gramEnd"/>
       <w:r>
         <w:rPr>
           <w:rFonts w:cs="Times New Roman"/>
@@ -18468,7 +18177,6 @@
         </w:rPr>
         <w:t xml:space="preserve">). Диалог включает валидацию: объем продаж должен быть положительным числом. При успешном прохождении валидации вызывается метод </w:t>
       </w:r>
-      <w:proofErr w:type="gramStart"/>
       <w:r>
         <w:rPr>
           <w:rFonts w:cs="Times New Roman"/>
@@ -18480,15 +18188,7 @@
           <w:rFonts w:cs="Times New Roman"/>
           <w:lang w:val="ru-RU"/>
         </w:rPr>
-        <w:t>(</w:t>
-      </w:r>
-      <w:proofErr w:type="gramEnd"/>
-      <w:r>
-        <w:rPr>
-          <w:rFonts w:cs="Times New Roman"/>
-          <w:lang w:val="ru-RU"/>
-        </w:rPr>
-        <w:t>) репозитория.</w:t>
+        <w:t>() репозитория.</w:t>
       </w:r>
     </w:p>
     <w:p>
@@ -19238,23 +18938,7 @@
           <w:rFonts w:cs="Times New Roman"/>
           <w:lang w:val="ru-RU"/>
         </w:rPr>
-        <w:t>·</w:t>
-      </w:r>
-      <w:proofErr w:type="gramStart"/>
-      <w:r>
-        <w:rPr>
-          <w:rFonts w:cs="Times New Roman"/>
-          <w:lang w:val="ru-RU"/>
-        </w:rPr>
-        <w:t>√(</w:t>
-      </w:r>
-      <w:proofErr w:type="gramEnd"/>
-      <w:r>
-        <w:rPr>
-          <w:rFonts w:cs="Times New Roman"/>
-          <w:lang w:val="ru-RU"/>
-        </w:rPr>
-        <w:t>1 + 1/</w:t>
+        <w:t>·√(1 + 1/</w:t>
       </w:r>
       <w:r>
         <w:rPr>
@@ -19282,7 +18966,6 @@
         </w:rPr>
         <w:t xml:space="preserve"> – коэффициент распределения Стьюдента (2.0 для </w:t>
       </w:r>
-      <w:proofErr w:type="gramStart"/>
       <w:r>
         <w:rPr>
           <w:rFonts w:cs="Times New Roman"/>
@@ -19294,15 +18977,7 @@
           <w:rFonts w:cs="Times New Roman"/>
           <w:lang w:val="ru-RU"/>
         </w:rPr>
-        <w:t xml:space="preserve"> &gt;</w:t>
-      </w:r>
-      <w:proofErr w:type="gramEnd"/>
-      <w:r>
-        <w:rPr>
-          <w:rFonts w:cs="Times New Roman"/>
-          <w:lang w:val="ru-RU"/>
-        </w:rPr>
-        <w:t xml:space="preserve"> 10, 2.57 для меньших выборок), </w:t>
+        <w:t xml:space="preserve"> &gt; 10, 2.57 для меньших выборок), </w:t>
       </w:r>
       <w:r>
         <w:rPr>
@@ -19402,7 +19077,6 @@
         </w:rPr>
         <w:t xml:space="preserve"> = (1/</w:t>
       </w:r>
-      <w:proofErr w:type="gramStart"/>
       <w:r>
         <w:rPr>
           <w:rFonts w:cs="Times New Roman"/>
@@ -19416,7 +19090,6 @@
         </w:rPr>
         <w:t>)·</w:t>
       </w:r>
-      <w:proofErr w:type="gramEnd"/>
       <w:r>
         <w:rPr>
           <w:rFonts w:cs="Times New Roman"/>
@@ -19469,7 +19142,6 @@
         </w:rPr>
         <w:t xml:space="preserve"> = √((1/</w:t>
       </w:r>
-      <w:proofErr w:type="gramStart"/>
       <w:r>
         <w:rPr>
           <w:rFonts w:cs="Times New Roman"/>
@@ -19496,7 +19168,6 @@
         </w:rPr>
         <w:t>(</w:t>
       </w:r>
-      <w:proofErr w:type="gramEnd"/>
       <w:r>
         <w:rPr>
           <w:rFonts w:cs="Times New Roman"/>
@@ -19508,15 +19179,7 @@
           <w:rFonts w:cs="Times New Roman"/>
           <w:lang w:val="ru-RU"/>
         </w:rPr>
-        <w:t xml:space="preserve"> – </w:t>
-      </w:r>
-      <w:proofErr w:type="gramStart"/>
-      <w:r>
-        <w:rPr>
-          <w:rFonts w:cs="Times New Roman"/>
-          <w:lang w:val="ru-RU"/>
-        </w:rPr>
-        <w:t>ŷ</w:t>
+        <w:t xml:space="preserve"> – ŷ</w:t>
       </w:r>
       <w:r>
         <w:rPr>
@@ -19529,15 +19192,7 @@
           <w:rFonts w:cs="Times New Roman"/>
           <w:lang w:val="ru-RU"/>
         </w:rPr>
-        <w:t>)²</w:t>
-      </w:r>
-      <w:proofErr w:type="gramEnd"/>
-      <w:r>
-        <w:rPr>
-          <w:rFonts w:cs="Times New Roman"/>
-          <w:lang w:val="ru-RU"/>
-        </w:rPr>
-        <w:t xml:space="preserve">). </w:t>
+        <w:t xml:space="preserve">)²). </w:t>
       </w:r>
       <w:r>
         <w:rPr>
@@ -20055,6 +19710,7 @@
         <w:jc w:val="both"/>
         <w:rPr>
           <w:rFonts w:cs="Times New Roman"/>
+          <w:lang w:val="ru-RU"/>
         </w:rPr>
       </w:pPr>
       <w:r>
@@ -21432,7 +21088,6 @@
         </w:rPr>
         <w:t xml:space="preserve"> </w:t>
       </w:r>
-      <w:proofErr w:type="gramStart"/>
       <w:r>
         <w:rPr>
           <w:rFonts w:cs="Times New Roman"/>
@@ -21444,15 +21099,7 @@
           <w:rFonts w:cs="Times New Roman"/>
           <w:lang w:val="ru-RU"/>
         </w:rPr>
-        <w:t>(</w:t>
-      </w:r>
-      <w:proofErr w:type="gramEnd"/>
-      <w:r>
-        <w:rPr>
-          <w:rFonts w:cs="Times New Roman"/>
-          <w:lang w:val="ru-RU"/>
-        </w:rPr>
-        <w:t xml:space="preserve">) не обрабатывала кириллицу, исправлено фильтрацией на стороне </w:t>
+        <w:t xml:space="preserve">() не обрабатывала кириллицу, исправлено фильтрацией на стороне </w:t>
       </w:r>
       <w:r>
         <w:rPr>
